--- a/Kiểm tra kết thúc học phần.docx
+++ b/Kiểm tra kết thúc học phần.docx
@@ -41,6 +41,14 @@
           <w:lang w:val="vi-VN"/>
         </w:rPr>
         <w:t xml:space="preserve">Link Figma: </w:t>
+      </w:r>
+      <w:r>
+        <w:rPr>
+          <w:sz w:val="26"/>
+          <w:szCs w:val="26"/>
+          <w:lang w:val="vi-VN"/>
+        </w:rPr>
+        <w:t>https://www.figma.com/design/idUnZBowRIvV49joYfOK9C/%C4%90%E1%BB%81-10---%C4%90%E1%BA%B7t-v%C3%A9-xe-kh%C3%A1ch-li%C3%AAn-t%E1%BB%89nh---Figma-m%E1%BA%ABu--Copy-?node-id=0-1&amp;t=lVsu4MLc0AkSqVNo-1</w:t>
       </w:r>
     </w:p>
     <w:p>
@@ -884,6 +892,7 @@
         <w:rPr>
           <w:lang w:val="vi-VN"/>
         </w:rPr>
+        <w:lastRenderedPageBreak/>
         <w:t>Activity Diagram</w:t>
       </w:r>
     </w:p>
@@ -999,7 +1008,6 @@
                 <w:szCs w:val="26"/>
                 <w:lang w:val="vi-VN"/>
               </w:rPr>
-              <w:lastRenderedPageBreak/>
               <w:t>6.1</w:t>
             </w:r>
           </w:p>
@@ -1460,30 +1468,7 @@
     </w:p>
     <w:p>
       <w:pPr>
-        <w:rPr>
-          <w:lang w:val="vi-VN"/>
-        </w:rPr>
-      </w:pPr>
-    </w:p>
-    <w:p>
-      <w:pPr>
         <w:pStyle w:val="Heading2"/>
-        <w:rPr>
-          <w:lang w:val="vi-VN"/>
-        </w:rPr>
-      </w:pPr>
-      <w:r>
-        <w:t>Thiết</w:t>
-      </w:r>
-      <w:r>
-        <w:rPr>
-          <w:lang w:val="vi-VN"/>
-        </w:rPr>
-        <w:t xml:space="preserve"> kế ERD</w:t>
-      </w:r>
-    </w:p>
-    <w:p>
-      <w:pPr>
         <w:rPr>
           <w:lang w:val="vi-VN"/>
         </w:rPr>
